--- a/artifacts/HR-02/build/resume-ca-111.docx
+++ b/artifacts/HR-02/build/resume-ca-111.docx
@@ -32,7 +32,7 @@
         </w:numPr>
       </w:pPr>
       <w:r>
-        <w:t xml:space="preserve">Requisition ID: RQN-2026-0105</w:t>
+        <w:t xml:space="preserve">Requisition ID: RQN-2026-0106</w:t>
       </w:r>
     </w:p>
     <w:p>
@@ -44,7 +44,7 @@
         </w:numPr>
       </w:pPr>
       <w:r>
-        <w:t xml:space="preserve">Application date: 2026-03-12</w:t>
+        <w:t xml:space="preserve">Application date: 2026-03-13</w:t>
       </w:r>
     </w:p>
     <w:p>
@@ -73,7 +73,7 @@
         <w:pStyle w:val="FirstParagraph"/>
       </w:pPr>
       <w:r>
-        <w:t xml:space="preserve">Product minded backend engineer. Most of my work has been the services a customer facing product calls, and the part I am best at is finding out what a request is really for before building the thing that was asked for. I am looking for deeper systems work than my current seat allows.</w:t>
+        <w:t xml:space="preserve">Program manager with a product habit. Most of my work has been the processes a customer facing product depends on, and the part I am best at is finding out what a request is really for before building the thing that was asked for. I am looking for a larger program than my current seat allows.</w:t>
       </w:r>
     </w:p>
     <w:bookmarkEnd w:id="9"/>
@@ -86,13 +86,13 @@
         <w:t xml:space="preserve">Experience</w:t>
       </w:r>
     </w:p>
-    <w:bookmarkStart w:id="10" w:name="Xbfed82652f6ba299e4e4f9fd957d00bebaa5b50"/>
+    <w:bookmarkStart w:id="10" w:name="Xa0f3a4db43c80443424e072a347a5f1ab0a448d"/>
     <w:p>
       <w:pPr>
         <w:pStyle w:val="Heading3"/>
       </w:pPr>
       <w:r>
-        <w:t xml:space="preserve">Software Engineer, a mid sized booking software company, 3 years 9 months</w:t>
+        <w:t xml:space="preserve">Program Manager, a mid sized booking services company, 3 years 9 months</w:t>
       </w:r>
     </w:p>
     <w:p>
@@ -104,7 +104,7 @@
         </w:numPr>
       </w:pPr>
       <w:r>
-        <w:t xml:space="preserve">Build the services behind a booking flow, including the availability cache and the rules for invalidating it.</w:t>
+        <w:t xml:space="preserve">Hold the plan for a booking operation, including the availability rules and who is allowed to change them.</w:t>
       </w:r>
     </w:p>
     <w:p>
@@ -116,7 +116,7 @@
         </w:numPr>
       </w:pPr>
       <w:r>
-        <w:t xml:space="preserve">Rewrote an availability check after writing down the three cases the old one had silently merged, and kept the old path in place until every caller had moved.</w:t>
+        <w:t xml:space="preserve">Rewrote an availability check after writing down the three cases the old one had silently merged, and kept the old route in place until every team had moved.</w:t>
       </w:r>
     </w:p>
     <w:p>
@@ -128,7 +128,7 @@
         </w:numPr>
       </w:pPr>
       <w:r>
-        <w:t xml:space="preserve">Ran a fortnightly session with the product group so the interface conversation stayed ahead of the build rather than arriving with the ticket.</w:t>
+        <w:t xml:space="preserve">Ran a fortnightly session with the product group so the process conversation stayed ahead of the work rather than arriving with it.</w:t>
       </w:r>
     </w:p>
     <w:p>
@@ -140,17 +140,29 @@
         </w:numPr>
       </w:pPr>
       <w:r>
-        <w:t xml:space="preserve">Carry the on call rotation for the flow, and wrote the runbook the rest of the team now uses for it.</w:t>
+        <w:t xml:space="preserve">Carry the out of hours rota for the operation, and wrote the runbook the rest of the team now uses.</w:t>
+      </w:r>
+    </w:p>
+    <w:p>
+      <w:pPr>
+        <w:pStyle w:val="Compact"/>
+        <w:numPr>
+          <w:ilvl w:val="0"/>
+          <w:numId w:val="1002"/>
+        </w:numPr>
+      </w:pPr>
+      <w:r>
+        <w:t xml:space="preserve">Said which of the two seasonal changes would wait for the following year, and told the sponsor before the season started rather than during it.</w:t>
       </w:r>
     </w:p>
     <w:bookmarkEnd w:id="10"/>
-    <w:bookmarkStart w:id="11" w:name="Xf6844627db478e8ac3c3cf893e1eb1ba8bd9dd1"/>
+    <w:bookmarkStart w:id="11" w:name="X6a95a72abb7f8bcfe59dbea5f23e87cea6f38f7"/>
     <w:p>
       <w:pPr>
         <w:pStyle w:val="Heading3"/>
       </w:pPr>
       <w:r>
-        <w:t xml:space="preserve">Software Engineer, a small business software company, 2 years 11 months</w:t>
+        <w:t xml:space="preserve">Operations Analyst, a small business services company, 2 years 11 months</w:t>
       </w:r>
     </w:p>
     <w:p>
@@ -162,7 +174,7 @@
         </w:numPr>
       </w:pPr>
       <w:r>
-        <w:t xml:space="preserve">Built the first version of an internal admin tool and then rebuilt it once real usage arrived and the first shape stopped fitting.</w:t>
+        <w:t xml:space="preserve">Built the first version of an internal administration process and then rebuilt it once real use arrived and the first shape stopped fitting.</w:t>
       </w:r>
     </w:p>
     <w:p>
@@ -174,7 +186,7 @@
         </w:numPr>
       </w:pPr>
       <w:r>
-        <w:t xml:space="preserve">Sat in on support calls for a quarter to learn what the tool was actually used for.</w:t>
+        <w:t xml:space="preserve">Sat in on support calls for a quarter to learn what the process was actually used for.</w:t>
       </w:r>
     </w:p>
     <w:bookmarkEnd w:id="11"/>
@@ -188,13 +200,13 @@
         <w:t xml:space="preserve">Education</w:t>
       </w:r>
     </w:p>
-    <w:bookmarkStart w:id="13" w:name="Xc43c1690b28c348c66fb58ebad62b1a96917db0"/>
+    <w:bookmarkStart w:id="13" w:name="X1010bc4a4375946817674167c5e0f0933c53509"/>
     <w:p>
       <w:pPr>
         <w:pStyle w:val="Heading3"/>
       </w:pPr>
       <w:r>
-        <w:t xml:space="preserve">Bachelor’s degree in computer science, a mid sized public university</w:t>
+        <w:t xml:space="preserve">Bachelor’s degree in psychology, a mid sized public university</w:t>
       </w:r>
     </w:p>
     <w:bookmarkEnd w:id="13"/>
@@ -217,7 +229,7 @@
         </w:numPr>
       </w:pPr>
       <w:r>
-        <w:t xml:space="preserve">Cloud platform associate, current.</w:t>
+        <w:t xml:space="preserve">Product operations associate, current.</w:t>
       </w:r>
     </w:p>
     <w:bookmarkEnd w:id="15"/>

--- a/artifacts/HR-02/build/resume-ca-111.docx
+++ b/artifacts/HR-02/build/resume-ca-111.docx
@@ -140,19 +140,7 @@
         </w:numPr>
       </w:pPr>
       <w:r>
-        <w:t xml:space="preserve">Carry the out of hours rota for the operation, and wrote the runbook the rest of the team now uses.</w:t>
-      </w:r>
-    </w:p>
-    <w:p>
-      <w:pPr>
-        <w:pStyle w:val="Compact"/>
-        <w:numPr>
-          <w:ilvl w:val="0"/>
-          <w:numId w:val="1002"/>
-        </w:numPr>
-      </w:pPr>
-      <w:r>
-        <w:t xml:space="preserve">Said which of the two seasonal changes would wait for the following year, and told the sponsor before the season started rather than during it.</w:t>
+        <w:t xml:space="preserve">Carried the out of hours rota for the operation and made sure the team had what it needed.</w:t>
       </w:r>
     </w:p>
     <w:bookmarkEnd w:id="10"/>

--- a/artifacts/HR-02/build/resume-ca-111.docx
+++ b/artifacts/HR-02/build/resume-ca-111.docx
@@ -116,7 +116,7 @@
         </w:numPr>
       </w:pPr>
       <w:r>
-        <w:t xml:space="preserve">Rewrote an availability check after writing down the three cases the old one had silently merged, and kept the old route in place until every team had moved.</w:t>
+        <w:t xml:space="preserve">Rebuilt the availability rules after the old ones had silently merged three separate cases into one, and kept the old route open until every team had moved across.</w:t>
       </w:r>
     </w:p>
     <w:p>
@@ -140,7 +140,7 @@
         </w:numPr>
       </w:pPr>
       <w:r>
-        <w:t xml:space="preserve">Carried the out of hours rota for the operation and made sure the team had what it needed.</w:t>
+        <w:t xml:space="preserve">Own the booking operation’s day to day running, alongside the two calls a week where other teams raise what is not working yet.</w:t>
       </w:r>
     </w:p>
     <w:bookmarkEnd w:id="10"/>
